--- a/Coding 1 - year/Unit 5 - Functions and Modularity/Daily Lesson Plans/Word/Day 101.docx
+++ b/Coding 1 - year/Unit 5 - Functions and Modularity/Daily Lesson Plans/Word/Day 101.docx
@@ -50,12 +50,15 @@
               </w:rPr>
               <w:t xml:space="preserve">Coding I — Full Year</w:t>
             </w:r>
-          </w:p>
-          <w:p>
-            <w:pPr>
-              <w:spacing w:before="40"/>
-              <w:jc w:val="center"/>
-            </w:pPr>
+            <w:r>
+              <w:rPr>
+                <w:rFonts w:ascii="Arial" w:cs="Arial" w:eastAsia="Arial" w:hAnsi="Arial"/>
+                <w:sz w:val="16"/>
+                <w:szCs w:val="16"/>
+              </w:rPr>
+              <w:br/>
+              <w:t xml:space="preserve"/>
+            </w:r>
             <w:r>
               <w:rPr>
                 <w:rFonts w:ascii="Arial" w:cs="Arial" w:eastAsia="Arial" w:hAnsi="Arial"/>
@@ -83,7 +86,7 @@
           <w:rFonts w:ascii="Arial" w:cs="Arial" w:eastAsia="Arial" w:hAnsi="Arial"/>
           <w:b/>
           <w:bCs/>
-          <w:color w:val="1F3864"/>
+          <w:color w:val="2B5797"/>
           <w:sz w:val="32"/>
           <w:szCs w:val="32"/>
         </w:rPr>
@@ -261,9 +264,9 @@
               <w:right w:val="single" w:color="CCCCCC" w:sz="1"/>
             </w:tcBorders>
             <w:tcMar>
-              <w:top w:type="dxa" w:w="60"/>
+              <w:top w:type="dxa" w:w="80"/>
               <w:left w:type="dxa" w:w="120"/>
-              <w:bottom w:type="dxa" w:w="60"/>
+              <w:bottom w:type="dxa" w:w="80"/>
               <w:right w:type="dxa" w:w="120"/>
             </w:tcMar>
           </w:tcPr>
@@ -290,20 +293,213 @@
               <w:right w:val="single" w:color="CCCCCC" w:sz="1"/>
             </w:tcBorders>
             <w:tcMar>
-              <w:top w:type="dxa" w:w="60"/>
+              <w:top w:type="dxa" w:w="80"/>
               <w:left w:type="dxa" w:w="120"/>
-              <w:bottom w:type="dxa" w:w="60"/>
+              <w:bottom w:type="dxa" w:w="80"/>
               <w:right w:type="dxa" w:w="120"/>
             </w:tcMar>
           </w:tcPr>
           <w:p>
-            <w:r>
-              <w:rPr>
-                <w:rFonts w:ascii="Arial" w:cs="Arial" w:eastAsia="Arial" w:hAnsi="Arial"/>
-                <w:sz w:val="20"/>
-                <w:szCs w:val="20"/>
+            <w:pPr>
+              <w:spacing w:after="80" w:before="80"/>
+            </w:pPr>
+            <w:r>
+              <w:rPr>
+                <w:rFonts w:ascii="Arial" w:cs="Arial" w:eastAsia="Arial" w:hAnsi="Arial"/>
+                <w:b/>
+                <w:bCs/>
+                <w:i w:val="false"/>
+                <w:iCs w:val="false"/>
+                <w:color w:val="000000"/>
+                <w:sz w:val="22"/>
+                <w:szCs w:val="22"/>
               </w:rPr>
               <w:t xml:space="preserve">Bell Ringer / Review</w:t>
+            </w:r>
+            <w:r>
+              <w:rPr>
+                <w:rFonts w:ascii="Arial" w:cs="Arial" w:eastAsia="Arial" w:hAnsi="Arial"/>
+                <w:sz w:val="20"/>
+                <w:szCs w:val="20"/>
+              </w:rPr>
+              <w:br/>
+              <w:t xml:space="preserve"/>
+            </w:r>
+            <w:r>
+              <w:rPr>
+                <w:rFonts w:ascii="Arial" w:cs="Arial" w:eastAsia="Arial" w:hAnsi="Arial"/>
+                <w:sz w:val="20"/>
+                <w:szCs w:val="20"/>
+              </w:rPr>
+              <w:br/>
+              <w:t xml:space="preserve"/>
+            </w:r>
+            <w:r>
+              <w:rPr>
+                <w:rFonts w:ascii="Arial" w:cs="Arial" w:eastAsia="Arial" w:hAnsi="Arial"/>
+                <w:b/>
+                <w:bCs/>
+                <w:i w:val="false"/>
+                <w:iCs w:val="false"/>
+                <w:color w:val="000000"/>
+                <w:sz w:val="20"/>
+                <w:szCs w:val="20"/>
+              </w:rPr>
+              <w:t xml:space="preserve">Quick Write </w:t>
+            </w:r>
+            <w:r>
+              <w:rPr>
+                <w:rFonts w:ascii="Arial" w:cs="Arial" w:eastAsia="Arial" w:hAnsi="Arial"/>
+                <w:b w:val="false"/>
+                <w:bCs w:val="false"/>
+                <w:i w:val="false"/>
+                <w:iCs w:val="false"/>
+                <w:color w:val="000000"/>
+                <w:sz w:val="20"/>
+                <w:szCs w:val="20"/>
+              </w:rPr>
+              <w:t xml:space="preserve">(3 min — written or verbal):</w:t>
+            </w:r>
+            <w:r>
+              <w:rPr>
+                <w:rFonts w:ascii="Arial" w:cs="Arial" w:eastAsia="Arial" w:hAnsi="Arial"/>
+                <w:sz w:val="20"/>
+                <w:szCs w:val="20"/>
+              </w:rPr>
+              <w:br/>
+              <w:t xml:space="preserve"/>
+            </w:r>
+            <w:r>
+              <w:rPr>
+                <w:rFonts w:ascii="Arial" w:cs="Arial" w:eastAsia="Arial" w:hAnsi="Arial"/>
+                <w:b w:val="false"/>
+                <w:bCs w:val="false"/>
+                <w:i w:val="false"/>
+                <w:iCs w:val="false"/>
+                <w:color w:val="000000"/>
+                <w:sz w:val="20"/>
+                <w:szCs w:val="20"/>
+              </w:rPr>
+              <w:t xml:space="preserve">    Can you identify whether a variable is local or global and explain how scope affects where variables can be used?</w:t>
+            </w:r>
+            <w:r>
+              <w:rPr>
+                <w:rFonts w:ascii="Arial" w:cs="Arial" w:eastAsia="Arial" w:hAnsi="Arial"/>
+                <w:sz w:val="20"/>
+                <w:szCs w:val="20"/>
+              </w:rPr>
+              <w:br/>
+              <w:t xml:space="preserve"/>
+            </w:r>
+            <w:r>
+              <w:rPr>
+                <w:rFonts w:ascii="Arial" w:cs="Arial" w:eastAsia="Arial" w:hAnsi="Arial"/>
+                <w:sz w:val="20"/>
+                <w:szCs w:val="20"/>
+              </w:rPr>
+              <w:br/>
+              <w:t xml:space="preserve"/>
+            </w:r>
+            <w:r>
+              <w:rPr>
+                <w:rFonts w:ascii="Arial" w:cs="Arial" w:eastAsia="Arial" w:hAnsi="Arial"/>
+                <w:b/>
+                <w:bCs/>
+                <w:i w:val="false"/>
+                <w:iCs w:val="false"/>
+                <w:color w:val="000000"/>
+                <w:sz w:val="20"/>
+                <w:szCs w:val="20"/>
+              </w:rPr>
+              <w:t xml:space="preserve">Vocabulary Preview — </w:t>
+            </w:r>
+            <w:r>
+              <w:rPr>
+                <w:rFonts w:ascii="Arial" w:cs="Arial" w:eastAsia="Arial" w:hAnsi="Arial"/>
+                <w:b w:val="false"/>
+                <w:bCs w:val="false"/>
+                <w:i w:val="false"/>
+                <w:iCs w:val="false"/>
+                <w:color w:val="000000"/>
+                <w:sz w:val="20"/>
+                <w:szCs w:val="20"/>
+              </w:rPr>
+              <w:t xml:space="preserve">terms we'll use today:</w:t>
+            </w:r>
+            <w:r>
+              <w:rPr>
+                <w:rFonts w:ascii="Arial" w:cs="Arial" w:eastAsia="Arial" w:hAnsi="Arial"/>
+                <w:sz w:val="20"/>
+                <w:szCs w:val="20"/>
+              </w:rPr>
+              <w:br/>
+              <w:t xml:space="preserve"/>
+            </w:r>
+            <w:r>
+              <w:rPr>
+                <w:rFonts w:ascii="Arial" w:cs="Arial" w:eastAsia="Arial" w:hAnsi="Arial"/>
+                <w:b w:val="false"/>
+                <w:bCs w:val="false"/>
+                <w:i w:val="false"/>
+                <w:iCs w:val="false"/>
+                <w:color w:val="000000"/>
+                <w:sz w:val="20"/>
+                <w:szCs w:val="20"/>
+              </w:rPr>
+              <w:t xml:space="preserve">    • scope   •   local variable   •   global variable   •   Why does scope matter?</w:t>
+            </w:r>
+            <w:r>
+              <w:rPr>
+                <w:rFonts w:ascii="Arial" w:cs="Arial" w:eastAsia="Arial" w:hAnsi="Arial"/>
+                <w:sz w:val="20"/>
+                <w:szCs w:val="20"/>
+              </w:rPr>
+              <w:br/>
+              <w:t xml:space="preserve"/>
+            </w:r>
+            <w:r>
+              <w:rPr>
+                <w:rFonts w:ascii="Arial" w:cs="Arial" w:eastAsia="Arial" w:hAnsi="Arial"/>
+                <w:sz w:val="20"/>
+                <w:szCs w:val="20"/>
+              </w:rPr>
+              <w:br/>
+              <w:t xml:space="preserve"/>
+            </w:r>
+            <w:r>
+              <w:rPr>
+                <w:rFonts w:ascii="Arial" w:cs="Arial" w:eastAsia="Arial" w:hAnsi="Arial"/>
+                <w:b w:val="false"/>
+                <w:bCs w:val="false"/>
+                <w:i/>
+                <w:iCs/>
+                <w:color w:val="444444"/>
+                <w:sz w:val="20"/>
+                <w:szCs w:val="20"/>
+              </w:rPr>
+              <w:t xml:space="preserve">Today's Goal: By the end of class you will be able to identify whether a variable is local or global and explain how scope affects where variables can be used.</w:t>
+            </w:r>
+            <w:r>
+              <w:rPr>
+                <w:rFonts w:ascii="Arial" w:cs="Arial" w:eastAsia="Arial" w:hAnsi="Arial"/>
+                <w:sz w:val="20"/>
+                <w:szCs w:val="20"/>
+              </w:rPr>
+              <w:br/>
+              <w:t xml:space="preserve"/>
+            </w:r>
+            <w:r>
+              <w:rPr>
+                <w:rFonts w:ascii="Arial" w:cs="Arial" w:eastAsia="Arial" w:hAnsi="Arial"/>
+                <w:b w:val="false"/>
+                <w:bCs w:val="false"/>
+                <w:i/>
+                <w:iCs/>
+                <w:color w:val="555555"/>
+                <w:sz w:val="20"/>
+                <w:szCs w:val="20"/>
+              </w:rPr>
+              <w:t xml:space="preserve">→ Pair-share your response, then 2–3 students share with the class.</w:t>
             </w:r>
           </w:p>
         </w:tc>
@@ -319,9 +515,9 @@
               <w:right w:val="single" w:color="CCCCCC" w:sz="1"/>
             </w:tcBorders>
             <w:tcMar>
-              <w:top w:type="dxa" w:w="60"/>
+              <w:top w:type="dxa" w:w="80"/>
               <w:left w:type="dxa" w:w="120"/>
-              <w:bottom w:type="dxa" w:w="60"/>
+              <w:bottom w:type="dxa" w:w="80"/>
               <w:right w:type="dxa" w:w="120"/>
             </w:tcMar>
           </w:tcPr>
@@ -348,20 +544,261 @@
               <w:right w:val="single" w:color="CCCCCC" w:sz="1"/>
             </w:tcBorders>
             <w:tcMar>
-              <w:top w:type="dxa" w:w="60"/>
+              <w:top w:type="dxa" w:w="80"/>
               <w:left w:type="dxa" w:w="120"/>
-              <w:bottom w:type="dxa" w:w="60"/>
+              <w:bottom w:type="dxa" w:w="80"/>
               <w:right w:type="dxa" w:w="120"/>
             </w:tcMar>
           </w:tcPr>
           <w:p>
-            <w:r>
-              <w:rPr>
-                <w:rFonts w:ascii="Arial" w:cs="Arial" w:eastAsia="Arial" w:hAnsi="Arial"/>
-                <w:sz w:val="20"/>
-                <w:szCs w:val="20"/>
-              </w:rPr>
-              <w:t xml:space="preserve">Mini Lesson: Variable Scope — Local vs. Global</w:t>
+            <w:pPr>
+              <w:spacing w:after="80" w:before="80"/>
+            </w:pPr>
+            <w:r>
+              <w:rPr>
+                <w:rFonts w:ascii="Arial" w:cs="Arial" w:eastAsia="Arial" w:hAnsi="Arial"/>
+                <w:b/>
+                <w:bCs/>
+                <w:i w:val="false"/>
+                <w:iCs w:val="false"/>
+                <w:color w:val="000000"/>
+                <w:sz w:val="22"/>
+                <w:szCs w:val="22"/>
+              </w:rPr>
+              <w:t xml:space="preserve">Mini Lesson: </w:t>
+            </w:r>
+            <w:r>
+              <w:rPr>
+                <w:rFonts w:ascii="Arial" w:cs="Arial" w:eastAsia="Arial" w:hAnsi="Arial"/>
+                <w:b w:val="false"/>
+                <w:bCs w:val="false"/>
+                <w:i w:val="false"/>
+                <w:iCs w:val="false"/>
+                <w:color w:val="000000"/>
+                <w:sz w:val="22"/>
+                <w:szCs w:val="22"/>
+              </w:rPr>
+              <w:t xml:space="preserve">Variable Scope — Local vs. Global</w:t>
+            </w:r>
+            <w:r>
+              <w:rPr>
+                <w:rFonts w:ascii="Arial" w:cs="Arial" w:eastAsia="Arial" w:hAnsi="Arial"/>
+                <w:sz w:val="20"/>
+                <w:szCs w:val="20"/>
+              </w:rPr>
+              <w:br/>
+              <w:t xml:space="preserve"/>
+            </w:r>
+            <w:r>
+              <w:rPr>
+                <w:rFonts w:ascii="Arial" w:cs="Arial" w:eastAsia="Arial" w:hAnsi="Arial"/>
+                <w:sz w:val="20"/>
+                <w:szCs w:val="20"/>
+              </w:rPr>
+              <w:br/>
+              <w:t xml:space="preserve"/>
+            </w:r>
+            <w:r>
+              <w:rPr>
+                <w:rFonts w:ascii="Arial" w:cs="Arial" w:eastAsia="Arial" w:hAnsi="Arial"/>
+                <w:b/>
+                <w:bCs/>
+                <w:i/>
+                <w:iCs/>
+                <w:color w:val="000000"/>
+                <w:sz w:val="20"/>
+                <w:szCs w:val="20"/>
+              </w:rPr>
+              <w:t xml:space="preserve">Learning Target: </w:t>
+            </w:r>
+            <w:r>
+              <w:rPr>
+                <w:rFonts w:ascii="Arial" w:cs="Arial" w:eastAsia="Arial" w:hAnsi="Arial"/>
+                <w:b w:val="false"/>
+                <w:bCs w:val="false"/>
+                <w:i/>
+                <w:iCs/>
+                <w:color w:val="333333"/>
+                <w:sz w:val="20"/>
+                <w:szCs w:val="20"/>
+              </w:rPr>
+              <w:t xml:space="preserve">I can identify whether a variable is local or global and explain how scope affects where variables can be used.</w:t>
+            </w:r>
+            <w:r>
+              <w:rPr>
+                <w:rFonts w:ascii="Arial" w:cs="Arial" w:eastAsia="Arial" w:hAnsi="Arial"/>
+                <w:sz w:val="20"/>
+                <w:szCs w:val="20"/>
+              </w:rPr>
+              <w:br/>
+              <w:t xml:space="preserve"/>
+            </w:r>
+            <w:r>
+              <w:rPr>
+                <w:rFonts w:ascii="Arial" w:cs="Arial" w:eastAsia="Arial" w:hAnsi="Arial"/>
+                <w:sz w:val="20"/>
+                <w:szCs w:val="20"/>
+              </w:rPr>
+              <w:br/>
+              <w:t xml:space="preserve"/>
+            </w:r>
+            <w:r>
+              <w:rPr>
+                <w:rFonts w:ascii="Arial" w:cs="Arial" w:eastAsia="Arial" w:hAnsi="Arial"/>
+                <w:b w:val="false"/>
+                <w:bCs w:val="false"/>
+                <w:i w:val="false"/>
+                <w:iCs w:val="false"/>
+                <w:color w:val="000000"/>
+                <w:sz w:val="20"/>
+                <w:szCs w:val="20"/>
+              </w:rPr>
+              <w:t xml:space="preserve">Every variable exists in a specific scope—a region of code where the variable is accessible. Understanding scope prevents bugs and helps you write cleaner code.</w:t>
+            </w:r>
+            <w:r>
+              <w:rPr>
+                <w:rFonts w:ascii="Arial" w:cs="Arial" w:eastAsia="Arial" w:hAnsi="Arial"/>
+                <w:sz w:val="20"/>
+                <w:szCs w:val="20"/>
+              </w:rPr>
+              <w:br/>
+              <w:t xml:space="preserve"/>
+            </w:r>
+            <w:r>
+              <w:rPr>
+                <w:rFonts w:ascii="Arial" w:cs="Arial" w:eastAsia="Arial" w:hAnsi="Arial"/>
+                <w:b w:val="false"/>
+                <w:bCs w:val="false"/>
+                <w:i w:val="false"/>
+                <w:iCs w:val="false"/>
+                <w:color w:val="000000"/>
+                <w:sz w:val="20"/>
+                <w:szCs w:val="20"/>
+              </w:rPr>
+              <w:t xml:space="preserve">A local variable is created inside a function and exists only inside that function. Once the function finishes, the local variable disappears. Each time you call the function, a new local variable is created. Local variables are the default in Python.</w:t>
+            </w:r>
+            <w:r>
+              <w:rPr>
+                <w:rFonts w:ascii="Arial" w:cs="Arial" w:eastAsia="Arial" w:hAnsi="Arial"/>
+                <w:sz w:val="20"/>
+                <w:szCs w:val="20"/>
+              </w:rPr>
+              <w:br/>
+              <w:t xml:space="preserve"/>
+            </w:r>
+            <w:r>
+              <w:rPr>
+                <w:rFonts w:ascii="Arial" w:cs="Arial" w:eastAsia="Arial" w:hAnsi="Arial"/>
+                <w:sz w:val="20"/>
+                <w:szCs w:val="20"/>
+              </w:rPr>
+              <w:br/>
+              <w:t xml:space="preserve"/>
+            </w:r>
+            <w:r>
+              <w:rPr>
+                <w:rFonts w:ascii="Arial" w:cs="Arial" w:eastAsia="Arial" w:hAnsi="Arial"/>
+                <w:b/>
+                <w:bCs/>
+                <w:i w:val="false"/>
+                <w:iCs w:val="false"/>
+                <w:color w:val="000000"/>
+                <w:sz w:val="20"/>
+                <w:szCs w:val="20"/>
+              </w:rPr>
+              <w:t xml:space="preserve">Vocabulary: </w:t>
+            </w:r>
+            <w:r>
+              <w:rPr>
+                <w:rFonts w:ascii="Arial" w:cs="Arial" w:eastAsia="Arial" w:hAnsi="Arial"/>
+                <w:b w:val="false"/>
+                <w:bCs w:val="false"/>
+                <w:i w:val="false"/>
+                <w:iCs w:val="false"/>
+                <w:color w:val="000000"/>
+                <w:sz w:val="20"/>
+                <w:szCs w:val="20"/>
+              </w:rPr>
+              <w:t xml:space="preserve">scope, local variable, global variable, Why does scope matter?</w:t>
+            </w:r>
+            <w:r>
+              <w:rPr>
+                <w:rFonts w:ascii="Arial" w:cs="Arial" w:eastAsia="Arial" w:hAnsi="Arial"/>
+                <w:sz w:val="20"/>
+                <w:szCs w:val="20"/>
+              </w:rPr>
+              <w:br/>
+              <w:t xml:space="preserve"/>
+            </w:r>
+            <w:r>
+              <w:rPr>
+                <w:rFonts w:ascii="Arial" w:cs="Arial" w:eastAsia="Arial" w:hAnsi="Arial"/>
+                <w:sz w:val="20"/>
+                <w:szCs w:val="20"/>
+              </w:rPr>
+              <w:br/>
+              <w:t xml:space="preserve"/>
+            </w:r>
+            <w:r>
+              <w:rPr>
+                <w:rFonts w:ascii="Arial" w:cs="Arial" w:eastAsia="Arial" w:hAnsi="Arial"/>
+                <w:b/>
+                <w:bCs/>
+                <w:i/>
+                <w:iCs/>
+                <w:color w:val="555555"/>
+                <w:sz w:val="20"/>
+                <w:szCs w:val="20"/>
+              </w:rPr>
+              <w:t xml:space="preserve">→ Live Demo — </w:t>
+            </w:r>
+            <w:r>
+              <w:rPr>
+                <w:rFonts w:ascii="Arial" w:cs="Arial" w:eastAsia="Arial" w:hAnsi="Arial"/>
+                <w:b w:val="false"/>
+                <w:bCs w:val="false"/>
+                <w:i/>
+                <w:iCs/>
+                <w:color w:val="555555"/>
+                <w:sz w:val="20"/>
+                <w:szCs w:val="20"/>
+              </w:rPr>
+              <w:t xml:space="preserve">type examples as students follow along in their own editor.</w:t>
+            </w:r>
+            <w:r>
+              <w:rPr>
+                <w:rFonts w:ascii="Arial" w:cs="Arial" w:eastAsia="Arial" w:hAnsi="Arial"/>
+                <w:sz w:val="20"/>
+                <w:szCs w:val="20"/>
+              </w:rPr>
+              <w:br/>
+              <w:t xml:space="preserve"/>
+            </w:r>
+            <w:r>
+              <w:rPr>
+                <w:rFonts w:ascii="Arial" w:cs="Arial" w:eastAsia="Arial" w:hAnsi="Arial"/>
+                <w:b/>
+                <w:bCs/>
+                <w:i/>
+                <w:iCs/>
+                <w:color w:val="555555"/>
+                <w:sz w:val="20"/>
+                <w:szCs w:val="20"/>
+              </w:rPr>
+              <w:t xml:space="preserve">→ Check for Understanding: </w:t>
+            </w:r>
+            <w:r>
+              <w:rPr>
+                <w:rFonts w:ascii="Arial" w:cs="Arial" w:eastAsia="Arial" w:hAnsi="Arial"/>
+                <w:b w:val="false"/>
+                <w:bCs w:val="false"/>
+                <w:i/>
+                <w:iCs/>
+                <w:color w:val="555555"/>
+                <w:sz w:val="20"/>
+                <w:szCs w:val="20"/>
+              </w:rPr>
+              <w:t xml:space="preserve">pause and cold-call: “Can someone explain what we just did in their own words?”</w:t>
             </w:r>
           </w:p>
         </w:tc>
@@ -377,9 +814,9 @@
               <w:right w:val="single" w:color="CCCCCC" w:sz="1"/>
             </w:tcBorders>
             <w:tcMar>
-              <w:top w:type="dxa" w:w="60"/>
+              <w:top w:type="dxa" w:w="80"/>
               <w:left w:type="dxa" w:w="120"/>
-              <w:bottom w:type="dxa" w:w="60"/>
+              <w:bottom w:type="dxa" w:w="80"/>
               <w:right w:type="dxa" w:w="120"/>
             </w:tcMar>
           </w:tcPr>
@@ -406,20 +843,90 @@
               <w:right w:val="single" w:color="CCCCCC" w:sz="1"/>
             </w:tcBorders>
             <w:tcMar>
-              <w:top w:type="dxa" w:w="60"/>
+              <w:top w:type="dxa" w:w="80"/>
               <w:left w:type="dxa" w:w="120"/>
-              <w:bottom w:type="dxa" w:w="60"/>
+              <w:bottom w:type="dxa" w:w="80"/>
               <w:right w:type="dxa" w:w="120"/>
             </w:tcMar>
           </w:tcPr>
           <w:p>
-            <w:r>
-              <w:rPr>
-                <w:rFonts w:ascii="Arial" w:cs="Arial" w:eastAsia="Arial" w:hAnsi="Arial"/>
-                <w:sz w:val="20"/>
-                <w:szCs w:val="20"/>
+            <w:pPr>
+              <w:spacing w:after="80" w:before="80"/>
+            </w:pPr>
+            <w:r>
+              <w:rPr>
+                <w:rFonts w:ascii="Arial" w:cs="Arial" w:eastAsia="Arial" w:hAnsi="Arial"/>
+                <w:b/>
+                <w:bCs/>
+                <w:i w:val="false"/>
+                <w:iCs w:val="false"/>
+                <w:color w:val="000000"/>
+                <w:sz w:val="22"/>
+                <w:szCs w:val="22"/>
               </w:rPr>
               <w:t xml:space="preserve">Guided Practice</w:t>
+            </w:r>
+            <w:r>
+              <w:rPr>
+                <w:rFonts w:ascii="Arial" w:cs="Arial" w:eastAsia="Arial" w:hAnsi="Arial"/>
+                <w:sz w:val="20"/>
+                <w:szCs w:val="20"/>
+              </w:rPr>
+              <w:br/>
+              <w:t xml:space="preserve"/>
+            </w:r>
+            <w:r>
+              <w:rPr>
+                <w:rFonts w:ascii="Arial" w:cs="Arial" w:eastAsia="Arial" w:hAnsi="Arial"/>
+                <w:sz w:val="20"/>
+                <w:szCs w:val="20"/>
+              </w:rPr>
+              <w:br/>
+              <w:t xml:space="preserve"/>
+            </w:r>
+            <w:r>
+              <w:rPr>
+                <w:rFonts w:ascii="Arial" w:cs="Arial" w:eastAsia="Arial" w:hAnsi="Arial"/>
+                <w:b w:val="false"/>
+                <w:bCs w:val="false"/>
+                <w:i w:val="false"/>
+                <w:iCs w:val="false"/>
+                <w:color w:val="000000"/>
+                <w:sz w:val="20"/>
+                <w:szCs w:val="20"/>
+              </w:rPr>
+              <w:t xml:space="preserve">1. Write a global variable total = 0. Write a function add_to_total(x) that creates a local variable temp, adds x to temp, and prints temp. Call the function twice and then print total. What is the value of total? Why?</w:t>
+            </w:r>
+            <w:r>
+              <w:rPr>
+                <w:rFonts w:ascii="Arial" w:cs="Arial" w:eastAsia="Arial" w:hAnsi="Arial"/>
+                <w:sz w:val="20"/>
+                <w:szCs w:val="20"/>
+              </w:rPr>
+              <w:br/>
+              <w:t xml:space="preserve"/>
+            </w:r>
+            <w:r>
+              <w:rPr>
+                <w:rFonts w:ascii="Arial" w:cs="Arial" w:eastAsia="Arial" w:hAnsi="Arial"/>
+                <w:sz w:val="20"/>
+                <w:szCs w:val="20"/>
+              </w:rPr>
+              <w:br/>
+              <w:t xml:space="preserve"/>
+            </w:r>
+            <w:r>
+              <w:rPr>
+                <w:rFonts w:ascii="Arial" w:cs="Arial" w:eastAsia="Arial" w:hAnsi="Arial"/>
+                <w:b w:val="false"/>
+                <w:bCs w:val="false"/>
+                <w:i/>
+                <w:iCs/>
+                <w:color w:val="555555"/>
+                <w:sz w:val="20"/>
+                <w:szCs w:val="20"/>
+              </w:rPr>
+              <w:t xml:space="preserve">→ Teacher models — students try alongside, then compare results.</w:t>
             </w:r>
           </w:p>
         </w:tc>
@@ -435,9 +942,9 @@
               <w:right w:val="single" w:color="CCCCCC" w:sz="1"/>
             </w:tcBorders>
             <w:tcMar>
-              <w:top w:type="dxa" w:w="60"/>
+              <w:top w:type="dxa" w:w="80"/>
               <w:left w:type="dxa" w:w="120"/>
-              <w:bottom w:type="dxa" w:w="60"/>
+              <w:bottom w:type="dxa" w:w="80"/>
               <w:right w:type="dxa" w:w="120"/>
             </w:tcMar>
           </w:tcPr>
@@ -450,7 +957,7 @@
                 <w:sz w:val="20"/>
                 <w:szCs w:val="20"/>
               </w:rPr>
-              <w:t xml:space="preserve">15-20 min</w:t>
+              <w:t xml:space="preserve">15–20 min</w:t>
             </w:r>
           </w:p>
         </w:tc>
@@ -464,20 +971,164 @@
               <w:right w:val="single" w:color="CCCCCC" w:sz="1"/>
             </w:tcBorders>
             <w:tcMar>
-              <w:top w:type="dxa" w:w="60"/>
+              <w:top w:type="dxa" w:w="80"/>
               <w:left w:type="dxa" w:w="120"/>
-              <w:bottom w:type="dxa" w:w="60"/>
+              <w:bottom w:type="dxa" w:w="80"/>
               <w:right w:type="dxa" w:w="120"/>
             </w:tcMar>
           </w:tcPr>
           <w:p>
-            <w:r>
-              <w:rPr>
-                <w:rFonts w:ascii="Arial" w:cs="Arial" w:eastAsia="Arial" w:hAnsi="Arial"/>
-                <w:sz w:val="20"/>
-                <w:szCs w:val="20"/>
+            <w:pPr>
+              <w:spacing w:after="80" w:before="80"/>
+            </w:pPr>
+            <w:r>
+              <w:rPr>
+                <w:rFonts w:ascii="Arial" w:cs="Arial" w:eastAsia="Arial" w:hAnsi="Arial"/>
+                <w:b/>
+                <w:bCs/>
+                <w:i w:val="false"/>
+                <w:iCs w:val="false"/>
+                <w:color w:val="000000"/>
+                <w:sz w:val="22"/>
+                <w:szCs w:val="22"/>
               </w:rPr>
               <w:t xml:space="preserve">Independent Practice / Code Along</w:t>
+            </w:r>
+            <w:r>
+              <w:rPr>
+                <w:rFonts w:ascii="Arial" w:cs="Arial" w:eastAsia="Arial" w:hAnsi="Arial"/>
+                <w:sz w:val="20"/>
+                <w:szCs w:val="20"/>
+              </w:rPr>
+              <w:br/>
+              <w:t xml:space="preserve"/>
+            </w:r>
+            <w:r>
+              <w:rPr>
+                <w:rFonts w:ascii="Arial" w:cs="Arial" w:eastAsia="Arial" w:hAnsi="Arial"/>
+                <w:b/>
+                <w:bCs/>
+                <w:i w:val="false"/>
+                <w:iCs w:val="false"/>
+                <w:color w:val="000000"/>
+                <w:sz w:val="20"/>
+                <w:szCs w:val="20"/>
+              </w:rPr>
+              <w:t xml:space="preserve">    Beginner: </w:t>
+            </w:r>
+            <w:r>
+              <w:rPr>
+                <w:rFonts w:ascii="Arial" w:cs="Arial" w:eastAsia="Arial" w:hAnsi="Arial"/>
+                <w:b w:val="false"/>
+                <w:bCs w:val="false"/>
+                <w:i w:val="false"/>
+                <w:iCs w:val="false"/>
+                <w:color w:val="000000"/>
+                <w:sz w:val="20"/>
+                <w:szCs w:val="20"/>
+              </w:rPr>
+              <w:t xml:space="preserve">Write a global variable score = 0. Write a function display_score() that prints the global score. Call the function. Does it work? Yes or no…</w:t>
+            </w:r>
+            <w:r>
+              <w:rPr>
+                <w:rFonts w:ascii="Arial" w:cs="Arial" w:eastAsia="Arial" w:hAnsi="Arial"/>
+                <w:sz w:val="20"/>
+                <w:szCs w:val="20"/>
+              </w:rPr>
+              <w:br/>
+              <w:t xml:space="preserve"/>
+            </w:r>
+            <w:r>
+              <w:rPr>
+                <w:rFonts w:ascii="Arial" w:cs="Arial" w:eastAsia="Arial" w:hAnsi="Arial"/>
+                <w:b/>
+                <w:bCs/>
+                <w:i w:val="false"/>
+                <w:iCs w:val="false"/>
+                <w:color w:val="000000"/>
+                <w:sz w:val="20"/>
+                <w:szCs w:val="20"/>
+              </w:rPr>
+              <w:t xml:space="preserve">    Intermediate: </w:t>
+            </w:r>
+            <w:r>
+              <w:rPr>
+                <w:rFonts w:ascii="Arial" w:cs="Arial" w:eastAsia="Arial" w:hAnsi="Arial"/>
+                <w:b w:val="false"/>
+                <w:bCs w:val="false"/>
+                <w:i w:val="false"/>
+                <w:iCs w:val="false"/>
+                <w:color w:val="000000"/>
+                <w:sz w:val="20"/>
+                <w:szCs w:val="20"/>
+              </w:rPr>
+              <w:t xml:space="preserve">Write a global variable colors = ["red", "blue", "green"]. Write a function add_color(new_color) that takes a color name as a parameter. Ins…</w:t>
+            </w:r>
+            <w:r>
+              <w:rPr>
+                <w:rFonts w:ascii="Arial" w:cs="Arial" w:eastAsia="Arial" w:hAnsi="Arial"/>
+                <w:sz w:val="20"/>
+                <w:szCs w:val="20"/>
+              </w:rPr>
+              <w:br/>
+              <w:t xml:space="preserve"/>
+            </w:r>
+            <w:r>
+              <w:rPr>
+                <w:rFonts w:ascii="Arial" w:cs="Arial" w:eastAsia="Arial" w:hAnsi="Arial"/>
+                <w:b/>
+                <w:bCs/>
+                <w:i w:val="false"/>
+                <w:iCs w:val="false"/>
+                <w:color w:val="000000"/>
+                <w:sz w:val="20"/>
+                <w:szCs w:val="20"/>
+              </w:rPr>
+              <w:t xml:space="preserve">    Challenge: </w:t>
+            </w:r>
+            <w:r>
+              <w:rPr>
+                <w:rFonts w:ascii="Arial" w:cs="Arial" w:eastAsia="Arial" w:hAnsi="Arial"/>
+                <w:b w:val="false"/>
+                <w:bCs w:val="false"/>
+                <w:i w:val="false"/>
+                <w:iCs w:val="false"/>
+                <w:color w:val="000000"/>
+                <w:sz w:val="20"/>
+                <w:szCs w:val="20"/>
+              </w:rPr>
+              <w:t xml:space="preserve">Create a global variable attempts = 0. Write a function try_login(password) that creates a local variable attempt_password = "secret" and ch…</w:t>
+            </w:r>
+            <w:r>
+              <w:rPr>
+                <w:rFonts w:ascii="Arial" w:cs="Arial" w:eastAsia="Arial" w:hAnsi="Arial"/>
+                <w:sz w:val="20"/>
+                <w:szCs w:val="20"/>
+              </w:rPr>
+              <w:br/>
+              <w:t xml:space="preserve"/>
+            </w:r>
+            <w:r>
+              <w:rPr>
+                <w:rFonts w:ascii="Arial" w:cs="Arial" w:eastAsia="Arial" w:hAnsi="Arial"/>
+                <w:sz w:val="20"/>
+                <w:szCs w:val="20"/>
+              </w:rPr>
+              <w:br/>
+              <w:t xml:space="preserve"/>
+            </w:r>
+            <w:r>
+              <w:rPr>
+                <w:rFonts w:ascii="Arial" w:cs="Arial" w:eastAsia="Arial" w:hAnsi="Arial"/>
+                <w:b w:val="false"/>
+                <w:bCs w:val="false"/>
+                <w:i/>
+                <w:iCs/>
+                <w:color w:val="555555"/>
+                <w:sz w:val="20"/>
+                <w:szCs w:val="20"/>
+              </w:rPr>
+              <w:t xml:space="preserve">→ Teacher circulates — offer hints, check for understanding.</w:t>
             </w:r>
           </w:p>
         </w:tc>
@@ -493,9 +1144,9 @@
               <w:right w:val="single" w:color="CCCCCC" w:sz="1"/>
             </w:tcBorders>
             <w:tcMar>
-              <w:top w:type="dxa" w:w="60"/>
+              <w:top w:type="dxa" w:w="80"/>
               <w:left w:type="dxa" w:w="120"/>
-              <w:bottom w:type="dxa" w:w="60"/>
+              <w:bottom w:type="dxa" w:w="80"/>
               <w:right w:type="dxa" w:w="120"/>
             </w:tcMar>
           </w:tcPr>
@@ -522,20 +1173,90 @@
               <w:right w:val="single" w:color="CCCCCC" w:sz="1"/>
             </w:tcBorders>
             <w:tcMar>
-              <w:top w:type="dxa" w:w="60"/>
+              <w:top w:type="dxa" w:w="80"/>
               <w:left w:type="dxa" w:w="120"/>
-              <w:bottom w:type="dxa" w:w="60"/>
+              <w:bottom w:type="dxa" w:w="80"/>
               <w:right w:type="dxa" w:w="120"/>
             </w:tcMar>
           </w:tcPr>
           <w:p>
-            <w:r>
-              <w:rPr>
-                <w:rFonts w:ascii="Arial" w:cs="Arial" w:eastAsia="Arial" w:hAnsi="Arial"/>
-                <w:sz w:val="20"/>
-                <w:szCs w:val="20"/>
+            <w:pPr>
+              <w:spacing w:after="80" w:before="80"/>
+            </w:pPr>
+            <w:r>
+              <w:rPr>
+                <w:rFonts w:ascii="Arial" w:cs="Arial" w:eastAsia="Arial" w:hAnsi="Arial"/>
+                <w:b/>
+                <w:bCs/>
+                <w:i w:val="false"/>
+                <w:iCs w:val="false"/>
+                <w:color w:val="000000"/>
+                <w:sz w:val="22"/>
+                <w:szCs w:val="22"/>
               </w:rPr>
               <w:t xml:space="preserve">Exit Ticket / Wrap-Up</w:t>
+            </w:r>
+            <w:r>
+              <w:rPr>
+                <w:rFonts w:ascii="Arial" w:cs="Arial" w:eastAsia="Arial" w:hAnsi="Arial"/>
+                <w:sz w:val="20"/>
+                <w:szCs w:val="20"/>
+              </w:rPr>
+              <w:br/>
+              <w:t xml:space="preserve"/>
+            </w:r>
+            <w:r>
+              <w:rPr>
+                <w:rFonts w:ascii="Arial" w:cs="Arial" w:eastAsia="Arial" w:hAnsi="Arial"/>
+                <w:sz w:val="20"/>
+                <w:szCs w:val="20"/>
+              </w:rPr>
+              <w:br/>
+              <w:t xml:space="preserve"/>
+            </w:r>
+            <w:r>
+              <w:rPr>
+                <w:rFonts w:ascii="Arial" w:cs="Arial" w:eastAsia="Arial" w:hAnsi="Arial"/>
+                <w:b w:val="false"/>
+                <w:bCs w:val="false"/>
+                <w:i w:val="false"/>
+                <w:iCs w:val="false"/>
+                <w:color w:val="000000"/>
+                <w:sz w:val="20"/>
+                <w:szCs w:val="20"/>
+              </w:rPr>
+              <w:t xml:space="preserve">Quick Check: Identify whether a variable is local or global and explain how scope affects where variables can be used?</w:t>
+            </w:r>
+            <w:r>
+              <w:rPr>
+                <w:rFonts w:ascii="Arial" w:cs="Arial" w:eastAsia="Arial" w:hAnsi="Arial"/>
+                <w:sz w:val="20"/>
+                <w:szCs w:val="20"/>
+              </w:rPr>
+              <w:br/>
+              <w:t xml:space="preserve"/>
+            </w:r>
+            <w:r>
+              <w:rPr>
+                <w:rFonts w:ascii="Arial" w:cs="Arial" w:eastAsia="Arial" w:hAnsi="Arial"/>
+                <w:sz w:val="20"/>
+                <w:szCs w:val="20"/>
+              </w:rPr>
+              <w:br/>
+              <w:t xml:space="preserve"/>
+            </w:r>
+            <w:r>
+              <w:rPr>
+                <w:rFonts w:ascii="Arial" w:cs="Arial" w:eastAsia="Arial" w:hAnsi="Arial"/>
+                <w:b w:val="false"/>
+                <w:bCs w:val="false"/>
+                <w:i/>
+                <w:iCs/>
+                <w:color w:val="555555"/>
+                <w:sz w:val="20"/>
+                <w:szCs w:val="20"/>
+              </w:rPr>
+              <w:t xml:space="preserve">→ 3–2–1: Name 3 things learned, 2 new vocab words, 1 question you still have.</w:t>
             </w:r>
           </w:p>
         </w:tc>
@@ -697,19 +1418,6 @@
                 <w:sz w:val="18"/>
                 <w:szCs w:val="18"/>
               </w:rPr>
-              <w:t xml:space="preserve"># Example 1: Local vs. global variables</w:t>
-            </w:r>
-          </w:p>
-          <w:p>
-            <w:pPr>
-              <w:spacing w:after="20"/>
-            </w:pPr>
-            <w:r>
-              <w:rPr>
-                <w:rFonts w:ascii="Courier New" w:cs="Courier New" w:eastAsia="Courier New" w:hAnsi="Courier New"/>
-                <w:sz w:val="18"/>
-                <w:szCs w:val="18"/>
-              </w:rPr>
               <w:t xml:space="preserve">x = 100  # Global variable</w:t>
             </w:r>
           </w:p>
@@ -868,19 +1576,6 @@
                 <w:sz w:val="18"/>
                 <w:szCs w:val="18"/>
               </w:rPr>
-              <w:t xml:space="preserve"># Example 2: Reading a global variable from a function</w:t>
-            </w:r>
-          </w:p>
-          <w:p>
-            <w:pPr>
-              <w:spacing w:after="20"/>
-            </w:pPr>
-            <w:r>
-              <w:rPr>
-                <w:rFonts w:ascii="Courier New" w:cs="Courier New" w:eastAsia="Courier New" w:hAnsi="Courier New"/>
-                <w:sz w:val="18"/>
-                <w:szCs w:val="18"/>
-              </w:rPr>
               <w:t xml:space="preserve">name = "Alice"  # Global variable</w:t>
             </w:r>
           </w:p>
@@ -1013,19 +1708,6 @@
                 <w:sz w:val="18"/>
                 <w:szCs w:val="18"/>
               </w:rPr>
-              <w:t xml:space="preserve"># Example 3: Each function call gets its own local variables</w:t>
-            </w:r>
-          </w:p>
-          <w:p>
-            <w:pPr>
-              <w:spacing w:after="20"/>
-            </w:pPr>
-            <w:r>
-              <w:rPr>
-                <w:rFonts w:ascii="Courier New" w:cs="Courier New" w:eastAsia="Courier New" w:hAnsi="Courier New"/>
-                <w:sz w:val="18"/>
-                <w:szCs w:val="18"/>
-              </w:rPr>
               <w:t xml:space="preserve">def count_up(n):</w:t>
             </w:r>
           </w:p>
@@ -1118,19 +1800,6 @@
                 <w:szCs w:val="18"/>
               </w:rPr>
               <w:t xml:space="preserve">count_up(5)  # Count: 5</w:t>
-            </w:r>
-          </w:p>
-          <w:p>
-            <w:pPr>
-              <w:spacing w:after="20"/>
-            </w:pPr>
-            <w:r>
-              <w:rPr>
-                <w:rFonts w:ascii="Courier New" w:cs="Courier New" w:eastAsia="Courier New" w:hAnsi="Courier New"/>
-                <w:sz w:val="18"/>
-                <w:szCs w:val="18"/>
-              </w:rPr>
-              <w:t xml:space="preserve"># The 'count' variable was created fresh each time</w:t>
             </w:r>
           </w:p>
         </w:tc>
@@ -1184,19 +1853,6 @@
                 <w:sz w:val="18"/>
                 <w:szCs w:val="18"/>
               </w:rPr>
-              <w:t xml:space="preserve"># Starter code</w:t>
-            </w:r>
-          </w:p>
-          <w:p>
-            <w:pPr>
-              <w:spacing w:after="20"/>
-            </w:pPr>
-            <w:r>
-              <w:rPr>
-                <w:rFonts w:ascii="Courier New" w:cs="Courier New" w:eastAsia="Courier New" w:hAnsi="Courier New"/>
-                <w:sz w:val="18"/>
-                <w:szCs w:val="18"/>
-              </w:rPr>
               <w:t xml:space="preserve">score = 0</w:t>
             </w:r>
           </w:p>
@@ -1329,19 +1985,6 @@
                 <w:sz w:val="18"/>
                 <w:szCs w:val="18"/>
               </w:rPr>
-              <w:t xml:space="preserve"># Problem 1 Example</w:t>
-            </w:r>
-          </w:p>
-          <w:p>
-            <w:pPr>
-              <w:spacing w:after="20"/>
-            </w:pPr>
-            <w:r>
-              <w:rPr>
-                <w:rFonts w:ascii="Courier New" w:cs="Courier New" w:eastAsia="Courier New" w:hAnsi="Courier New"/>
-                <w:sz w:val="18"/>
-                <w:szCs w:val="18"/>
-              </w:rPr>
               <w:t xml:space="preserve">score = 0</w:t>
             </w:r>
           </w:p>
@@ -1474,19 +2117,6 @@
                 <w:sz w:val="18"/>
                 <w:szCs w:val="18"/>
               </w:rPr>
-              <w:t xml:space="preserve"># Problem 2 Example</w:t>
-            </w:r>
-          </w:p>
-          <w:p>
-            <w:pPr>
-              <w:spacing w:after="20"/>
-            </w:pPr>
-            <w:r>
-              <w:rPr>
-                <w:rFonts w:ascii="Courier New" w:cs="Courier New" w:eastAsia="Courier New" w:hAnsi="Courier New"/>
-                <w:sz w:val="18"/>
-                <w:szCs w:val="18"/>
-              </w:rPr>
               <w:t xml:space="preserve">colors = ["red", "blue", "green"]</w:t>
             </w:r>
           </w:p>
@@ -1596,19 +2226,6 @@
               <w:right w:type="dxa" w:w="160"/>
             </w:tcMar>
           </w:tcPr>
-          <w:p>
-            <w:pPr>
-              <w:spacing w:after="20"/>
-            </w:pPr>
-            <w:r>
-              <w:rPr>
-                <w:rFonts w:ascii="Courier New" w:cs="Courier New" w:eastAsia="Courier New" w:hAnsi="Courier New"/>
-                <w:sz w:val="18"/>
-                <w:szCs w:val="18"/>
-              </w:rPr>
-              <w:t xml:space="preserve"># Problem 3 Example</w:t>
-            </w:r>
-          </w:p>
           <w:p>
             <w:pPr>
               <w:spacing w:after="20"/>

--- a/Coding 1 - year/Unit 5 - Functions and Modularity/Daily Lesson Plans/Word/Day 101.docx
+++ b/Coding 1 - year/Unit 5 - Functions and Modularity/Daily Lesson Plans/Word/Day 101.docx
@@ -380,7 +380,7 @@
                 <w:sz w:val="20"/>
                 <w:szCs w:val="20"/>
               </w:rPr>
-              <w:t xml:space="preserve">    Can you identify whether a variable is local or global and explain how scope affects where variables can be used?</w:t>
+              <w:t xml:space="preserve">    Look at the examples on the board. Can you spot which ones show whether a variable is local or global and explain how scope affects where variables can be used? What clues helped you decide?</w:t>
             </w:r>
             <w:r>
               <w:rPr>
@@ -477,7 +477,7 @@
                 <w:sz w:val="20"/>
                 <w:szCs w:val="20"/>
               </w:rPr>
-              <w:t xml:space="preserve">Today's Goal: By the end of class you will be able to identify whether a variable is local or global and explain how scope affects where variables can be used.</w:t>
+              <w:t xml:space="preserve">Today’s Goal: By the end of class you will be able to identify whether a variable is local or global and explain how scope affects where variables can be used.</w:t>
             </w:r>
             <w:r>
               <w:rPr>
@@ -1225,7 +1225,7 @@
                 <w:sz w:val="20"/>
                 <w:szCs w:val="20"/>
               </w:rPr>
-              <w:t xml:space="preserve">Quick Check: Identify whether a variable is local or global and explain how scope affects where variables can be used?</w:t>
+              <w:t xml:space="preserve">Define whether a variable is local or global in your own words and give one example of how it's used in code.</w:t>
             </w:r>
             <w:r>
               <w:rPr>
